--- a/Aquib_Final_CV.docx
+++ b/Aquib_Final_CV.docx
@@ -59,23 +59,7 @@
             <w:rFonts w:ascii="Arial" w:hAnsi="Arial" w:cs="Arial"/>
             <w:w w:val="95"/>
           </w:rPr>
-          <w:t>https://www.link</w:t>
-        </w:r>
-        <w:r>
-          <w:rPr>
-            <w:rStyle w:val="Hyperlink"/>
-            <w:rFonts w:ascii="Arial" w:hAnsi="Arial" w:cs="Arial"/>
-            <w:w w:val="95"/>
-          </w:rPr>
-          <w:t>e</w:t>
-        </w:r>
-        <w:r>
-          <w:rPr>
-            <w:rStyle w:val="Hyperlink"/>
-            <w:rFonts w:ascii="Arial" w:hAnsi="Arial" w:cs="Arial"/>
-            <w:w w:val="95"/>
-          </w:rPr>
-          <w:t>din.com/in/akxeeb/</w:t>
+          <w:t>https://www.linkedin.com/in/akxeeb/</w:t>
         </w:r>
       </w:hyperlink>
       <w:r>
@@ -145,23 +129,7 @@
             <w:sz w:val="20"/>
             <w:szCs w:val="20"/>
           </w:rPr>
-          <w:t>https://github.com</w:t>
-        </w:r>
-        <w:r>
-          <w:rPr>
-            <w:rFonts w:ascii="Arial" w:hAnsi="Arial" w:cs="Arial"/>
-            <w:sz w:val="20"/>
-            <w:szCs w:val="20"/>
-          </w:rPr>
-          <w:t>/Prop</w:t>
-        </w:r>
-        <w:r>
-          <w:rPr>
-            <w:rFonts w:ascii="Arial" w:hAnsi="Arial" w:cs="Arial"/>
-            <w:sz w:val="20"/>
-            <w:szCs w:val="20"/>
-          </w:rPr>
-          <w:t xml:space="preserve">opper189 </w:t>
+          <w:t xml:space="preserve">https://github.com/Propopper189 </w:t>
         </w:r>
       </w:hyperlink>
       <w:r>
@@ -424,8 +392,10 @@
           <w:sz w:val="19"/>
           <w:szCs w:val="19"/>
         </w:rPr>
-        <w:t>, GPT Models.</w:t>
-      </w:r>
+        <w:t>, GPT Models, F.L.S.M.</w:t>
+      </w:r>
+      <w:bookmarkStart w:id="1" w:name="_GoBack"/>
+      <w:bookmarkEnd w:id="1"/>
     </w:p>
     <w:p>
       <w:pPr>
@@ -523,6 +493,14 @@
         </w:rPr>
         <w:t xml:space="preserve"> Metasploit</w:t>
       </w:r>
+      <w:r>
+        <w:rPr>
+          <w:rFonts w:ascii="Arial" w:hAnsi="Arial" w:cs="Arial"/>
+          <w:sz w:val="19"/>
+          <w:szCs w:val="19"/>
+        </w:rPr>
+        <w:t>, Wireshark</w:t>
+      </w:r>
     </w:p>
     <w:p>
       <w:pPr>
@@ -667,15 +645,6 @@
           <w:szCs w:val="19"/>
         </w:rPr>
         <w:tab/>
-      </w:r>
-      <w:bookmarkStart w:id="1" w:name="_GoBack"/>
-      <w:bookmarkEnd w:id="1"/>
-      <w:r>
-        <w:rPr>
-          <w:rFonts w:ascii="Arial" w:hAnsi="Arial" w:cs="Arial"/>
-          <w:sz w:val="19"/>
-          <w:szCs w:val="19"/>
-        </w:rPr>
         <w:t>Problem-Solving</w:t>
       </w:r>
       <w:r>
